--- a/הַסֵּפֶר/הַתּוֹרָה/02 שמות/17 שמות יז.docx
+++ b/הַסֵּפֶר/הַתּוֹרָה/02 שמות/17 שמות יז.docx
@@ -41,7 +41,7 @@
           <w:pgNumType w:start="1"/>
         </w:sectPr>
       </w:pPr>
-      <w:bookmarkStart w:colFirst="0" w:colLast="0" w:name="_t897nf88p8qw" w:id="0"/>
+      <w:bookmarkStart w:colFirst="0" w:colLast="0" w:name="_va7mosd1lgmy" w:id="0"/>
       <w:bookmarkEnd w:id="0"/>
       <w:r>
         <w:rPr>

--- a/הַסֵּפֶר/הַתּוֹרָה/02 שמות/17 שמות יז.docx
+++ b/הַסֵּפֶר/הַתּוֹרָה/02 שמות/17 שמות יז.docx
@@ -41,7 +41,7 @@
           <w:pgNumType w:start="1"/>
         </w:sectPr>
       </w:pPr>
-      <w:bookmarkStart w:colFirst="0" w:colLast="0" w:name="_va7mosd1lgmy" w:id="0"/>
+      <w:bookmarkStart w:colFirst="0" w:colLast="0" w:name="_kb4ed2pfpa3w" w:id="0"/>
       <w:bookmarkEnd w:id="0"/>
       <w:r>
         <w:rPr>
